--- a/backend/static/knowledge/generic/通用迭代自动化测试报告模板.docx
+++ b/backend/static/knowledge/generic/通用迭代自动化测试报告模板.docx
@@ -48,7 +48,7 @@
           <w:color w:val="707070"/>
           <w:sz w:val="20"/>
         </w:rPr>
-        <w:t>BrickCore · 内置模板</w:t>
+        <w:t>BrickCore 知识智能 · 内置模板</w:t>
       </w:r>
     </w:p>
     <w:p>
@@ -804,31 +804,7 @@
           </w:tcPr>
           <w:p>
             <w:r>
-              <w:t>{%tr for row in bug_stats_rows %}</w:t>
-            </w:r>
-          </w:p>
-        </w:tc>
-        <w:tc>
-          <w:tcPr>
-            <w:tcW w:type="dxa" w:w="3173"/>
-          </w:tcPr>
-          <w:p/>
-        </w:tc>
-        <w:tc>
-          <w:tcPr>
-            <w:tcW w:type="dxa" w:w="3173"/>
-          </w:tcPr>
-          <w:p/>
-        </w:tc>
-      </w:tr>
-      <w:tr>
-        <w:tc>
-          <w:tcPr>
-            <w:tcW w:type="dxa" w:w="3173"/>
-          </w:tcPr>
-          <w:p>
-            <w:r>
-              <w:t>{{ row.dimension }}</w:t>
+              <w:t>{%tr for row in bug_stats_rows %}{{ row.dimension }}</w:t>
             </w:r>
           </w:p>
         </w:tc>
